--- a/companies/hollowell-ip/Engagements/Odonnell Inc/2019.08.27 - Status Report - Odonnell Inc v2 FINAL.docx
+++ b/companies/hollowell-ip/Engagements/Odonnell Inc/2019.08.27 - Status Report - Odonnell Inc v2 FINAL.docx
@@ -12,13 +12,7 @@
     </w:p>
     <w:p>
       <w:r>
-        <w:t>Prepared for Odonnell Inc.</w:t>
-        <w:br/>
-        <w:t>Matter: Patent Portfolio Review.</w:t>
-        <w:br/>
-        <w:t>Report date: August 27, 2019.</w:t>
-        <w:br/>
-        <w:t>Prepared by Kelly Snyder, Patent Agent, Prosecution.</w:t>
+        <w:t>Prepared for Odonnell Inc by Kelly Snyder, Patent Agent. Heather Munoz, Partner, is responsible for the matter. Amanda Schwartz, Associate, is handling the pending applications.</w:t>
       </w:r>
     </w:p>
     <w:p>
@@ -26,17 +20,17 @@
         <w:pStyle w:val="Heading2"/>
       </w:pPr>
       <w:r>
-        <w:t>Where the review stands</w:t>
+        <w:t>1. Summary</w:t>
       </w:r>
     </w:p>
     <w:p>
       <w:r>
-        <w:t>The portfolio review is roughly halfway through its planned course. The docket is current, every active matter is staffed, and no deadline is unaccounted for. This report covers what we have completed since the last update, what is now underway, and three items that will need a decision from the client.</w:t>
+        <w:t>The review is at its midpoint and on plan. Inventory and docket reconciliation are finished. The claim review of the issued patents is about half done.</w:t>
       </w:r>
     </w:p>
     <w:p>
       <w:r>
-        <w:t>The purpose of the review is unchanged. We confirm that every active matter is correctly docketed, that the claims still match the client's commercial interest, and that nothing lapses for lack of a docketed deadline. We organize the work by family and by date, and the docket sets the order. When a filing preference and a deadline conflict, we follow the deadline.</w:t>
+        <w:t>We found no missed dates anywhere in the portfolio. Nothing found so far changes the shape or order of the review.</w:t>
       </w:r>
     </w:p>
     <w:p>
@@ -44,32 +38,285 @@
         <w:pStyle w:val="Heading2"/>
       </w:pPr>
       <w:r>
-        <w:t>Completed since the last report</w:t>
+        <w:t>2. Completed This Period</w:t>
       </w:r>
     </w:p>
     <w:p>
       <w:r>
-        <w:t>1. Portfolio inventory. We reconciled the docket against the client's own records and confirmed the count of active families, pending applications, and issued patents under maintenance. Each item now carries a docket entry, a responsible attorney, and its next action date.</w:t>
+        <w:t>The items below are finished. Each has a working file, and you may ask for any of them at any time.</w:t>
+      </w:r>
+    </w:p>
+    <w:tbl>
+      <w:tblPr>
+        <w:tblStyle w:val="TableGrid"/>
+        <w:tblW w:type="auto" w:w="0"/>
+        <w:tblLook w:firstColumn="1" w:firstRow="1" w:lastColumn="0" w:lastRow="0" w:noHBand="0" w:noVBand="1" w:val="04A0"/>
+      </w:tblPr>
+      <w:tblGrid>
+        <w:gridCol w:w="2880"/>
+        <w:gridCol w:w="2880"/>
+        <w:gridCol w:w="2880"/>
+      </w:tblGrid>
+      <w:tr>
+        <w:tc>
+          <w:tcPr>
+            <w:tcW w:type="dxa" w:w="2880"/>
+          </w:tcPr>
+          <w:p>
+            <w:r>
+              <w:rPr>
+                <w:b/>
+              </w:rPr>
+              <w:t>No.</w:t>
+            </w:r>
+          </w:p>
+        </w:tc>
+        <w:tc>
+          <w:tcPr>
+            <w:tcW w:type="dxa" w:w="2880"/>
+          </w:tcPr>
+          <w:p>
+            <w:r>
+              <w:rPr>
+                <w:b/>
+              </w:rPr>
+              <w:t>Item</w:t>
+            </w:r>
+          </w:p>
+        </w:tc>
+        <w:tc>
+          <w:tcPr>
+            <w:tcW w:type="dxa" w:w="2880"/>
+          </w:tcPr>
+          <w:p>
+            <w:r>
+              <w:rPr>
+                <w:b/>
+              </w:rPr>
+              <w:t>Result</w:t>
+            </w:r>
+          </w:p>
+        </w:tc>
+      </w:tr>
+      <w:tr>
+        <w:tc>
+          <w:tcPr>
+            <w:tcW w:type="dxa" w:w="2880"/>
+          </w:tcPr>
+          <w:p>
+            <w:r>
+              <w:t>1</w:t>
+            </w:r>
+          </w:p>
+        </w:tc>
+        <w:tc>
+          <w:tcPr>
+            <w:tcW w:type="dxa" w:w="2880"/>
+          </w:tcPr>
+          <w:p>
+            <w:r>
+              <w:t>Portfolio inventory</w:t>
+            </w:r>
+          </w:p>
+        </w:tc>
+        <w:tc>
+          <w:tcPr>
+            <w:tcW w:type="dxa" w:w="2880"/>
+          </w:tcPr>
+          <w:p>
+            <w:r>
+              <w:t>Every issued patent and pending application is listed, assigned to a family, and matched to its official file record.</w:t>
+            </w:r>
+          </w:p>
+        </w:tc>
+      </w:tr>
+      <w:tr>
+        <w:tc>
+          <w:tcPr>
+            <w:tcW w:type="dxa" w:w="2880"/>
+          </w:tcPr>
+          <w:p>
+            <w:r>
+              <w:t>2</w:t>
+            </w:r>
+          </w:p>
+        </w:tc>
+        <w:tc>
+          <w:tcPr>
+            <w:tcW w:type="dxa" w:w="2880"/>
+          </w:tcPr>
+          <w:p>
+            <w:r>
+              <w:t>Docket reconciliation</w:t>
+            </w:r>
+          </w:p>
+        </w:tc>
+        <w:tc>
+          <w:tcPr>
+            <w:tcW w:type="dxa" w:w="2880"/>
+          </w:tcPr>
+          <w:p>
+            <w:r>
+              <w:t>All open dates were checked against the file histories and entered on our docket. A few internal tracking entries did not match the official record. Each was corrected, and none had caused a lapse.</w:t>
+            </w:r>
+          </w:p>
+        </w:tc>
+      </w:tr>
+      <w:tr>
+        <w:tc>
+          <w:tcPr>
+            <w:tcW w:type="dxa" w:w="2880"/>
+          </w:tcPr>
+          <w:p>
+            <w:r>
+              <w:t>3</w:t>
+            </w:r>
+          </w:p>
+        </w:tc>
+        <w:tc>
+          <w:tcPr>
+            <w:tcW w:type="dxa" w:w="2880"/>
+          </w:tcPr>
+          <w:p>
+            <w:r>
+              <w:t>Chain of title</w:t>
+            </w:r>
+          </w:p>
+        </w:tc>
+        <w:tc>
+          <w:tcPr>
+            <w:tcW w:type="dxa" w:w="2880"/>
+          </w:tcPr>
+          <w:p>
+            <w:r>
+              <w:t>Recorded assignments were checked family by family. Some older families carry inventor assignments that were signed but never recorded. The list is in the working file.</w:t>
+            </w:r>
+          </w:p>
+        </w:tc>
+      </w:tr>
+      <w:tr>
+        <w:tc>
+          <w:tcPr>
+            <w:tcW w:type="dxa" w:w="2880"/>
+          </w:tcPr>
+          <w:p>
+            <w:r>
+              <w:t>4</w:t>
+            </w:r>
+          </w:p>
+        </w:tc>
+        <w:tc>
+          <w:tcPr>
+            <w:tcW w:type="dxa" w:w="2880"/>
+          </w:tcPr>
+          <w:p>
+            <w:r>
+              <w:t>Maintenance fee schedule</w:t>
+            </w:r>
+          </w:p>
+        </w:tc>
+        <w:tc>
+          <w:tcPr>
+            <w:tcW w:type="dxa" w:w="2880"/>
+          </w:tcPr>
+          <w:p>
+            <w:r>
+              <w:t>Each issued patent now has its next fee window on our docket, with a provisional flag: keep, review, or candidate to lapse.</w:t>
+            </w:r>
+          </w:p>
+        </w:tc>
+      </w:tr>
+      <w:tr>
+        <w:tc>
+          <w:tcPr>
+            <w:tcW w:type="dxa" w:w="2880"/>
+          </w:tcPr>
+          <w:p>
+            <w:r>
+              <w:t>5</w:t>
+            </w:r>
+          </w:p>
+        </w:tc>
+        <w:tc>
+          <w:tcPr>
+            <w:tcW w:type="dxa" w:w="2880"/>
+          </w:tcPr>
+          <w:p>
+            <w:r>
+              <w:t>Issued patents, first group</w:t>
+            </w:r>
+          </w:p>
+        </w:tc>
+        <w:tc>
+          <w:tcPr>
+            <w:tcW w:type="dxa" w:w="2880"/>
+          </w:tcPr>
+          <w:p>
+            <w:r>
+              <w:t>Claims in the first group of families were compared against the product descriptions your engineering staff supplied. Draft notes are with Heather Munoz for partner review.</w:t>
+            </w:r>
+          </w:p>
+        </w:tc>
+      </w:tr>
+      <w:tr>
+        <w:tc>
+          <w:tcPr>
+            <w:tcW w:type="dxa" w:w="2880"/>
+          </w:tcPr>
+          <w:p>
+            <w:r>
+              <w:t>6</w:t>
+            </w:r>
+          </w:p>
+        </w:tc>
+        <w:tc>
+          <w:tcPr>
+            <w:tcW w:type="dxa" w:w="2880"/>
+          </w:tcPr>
+          <w:p>
+            <w:r>
+              <w:t>Pending applications</w:t>
+            </w:r>
+          </w:p>
+        </w:tc>
+        <w:tc>
+          <w:tcPr>
+            <w:tcW w:type="dxa" w:w="2880"/>
+          </w:tcPr>
+          <w:p>
+            <w:r>
+              <w:t>Amanda Schwartz has prepared an issues list for each pending application with an open office action.</w:t>
+            </w:r>
+          </w:p>
+        </w:tc>
+      </w:tr>
+    </w:tbl>
+    <w:p>
+      <w:pPr>
+        <w:pStyle w:val="Heading2"/>
+      </w:pPr>
+      <w:r>
+        <w:t>3. Early Findings</w:t>
       </w:r>
     </w:p>
     <w:p>
       <w:r>
-        <w:t>2. Office-action responses. Amanda Schwartz drafted the responses to the office actions that came due in this period. Each was reviewed before filing and filed within its statutory window. Two responses narrowed claims the examiner had rejected over prior art, and none required a request for continued examination.</w:t>
+        <w:t>These findings are preliminary. They come from the first group of families only, and Heather Munoz has not yet reviewed them.</w:t>
       </w:r>
     </w:p>
     <w:p>
       <w:r>
-        <w:t>3. Family review. Heather Munoz completed a claim-by-claim read of the first group of families. Her notes identify two families whose independent claims may reach beyond what the specification supports. One further family would benefit from a continuation to preserve subject matter the issued claims leave uncovered.</w:t>
+        <w:t>(1) The oldest families were written around products that are no longer sold in their original form. Their claims may still reach features carried into the current line. A lapse decision on those families therefore needs a feature-level look, not a product-level one.</w:t>
       </w:r>
     </w:p>
     <w:p>
       <w:r>
-        <w:t>4. Title and formalities. We audited the chain of title on every active matter and recorded two assignments that had been executed but never filed. Information disclosure statements are current for all pending applications, and we cleared a small backlog of references that had come in through related prosecution but had not yet been submitted.</w:t>
+        <w:t>(2) Several families rest on a single issued patent with no pending continuation. Where the product has changed since filing, the claims may not have followed it. These are the families where a continuation is worth discussing.</w:t>
       </w:r>
     </w:p>
     <w:p>
       <w:r>
-        <w:t>5. Docket audit. We ran a full audit of the docket against the client's calendar and our own. No deadline appears on one calendar and not the other. Where the two disagreed on a date, we resolved to the earlier one and confirmed it against the official record.</w:t>
+        <w:t>(3) The dependent claims in some of the newer families are few and close in scope. That narrows the fallback positions available if an independent claim is ever challenged. It is a point for future drafting, not a reason to act on those patents now.</w:t>
       </w:r>
     </w:p>
     <w:p>
@@ -77,42 +324,22 @@
         <w:pStyle w:val="Heading2"/>
       </w:pPr>
       <w:r>
-        <w:t>Underway and next on the docket</w:t>
+        <w:t>4. Planned for the Next Period</w:t>
       </w:r>
     </w:p>
     <w:p>
       <w:r>
-        <w:t>The remaining families are queued for the same claim-by-claim read, in the order their next deadlines fall rather than by file number. We expect to finish that read in the back half of the engagement and to report on each family as it is completed.</w:t>
+        <w:t>The next period follows the order agreed at the outset. We will (1) finish the claim comparison for the remaining families; (2) review the pending applications against the same product descriptions; (3) identify any family where a continuation would cover a product feature the issued claims do not reach; and (4) begin drafting the family-by-family recommendations.</w:t>
       </w:r>
     </w:p>
     <w:p>
       <w:r>
-        <w:t>1. Complete the review of the remaining families and deliver written notes on each.</w:t>
+        <w:t>The draft recommendations will go through Heather Munoz before they reach you. They will arrive as one document organized by family, not as a series of separate letters.</w:t>
       </w:r>
     </w:p>
     <w:p>
       <w:r>
-        <w:t>2. Prepare the maintenance-fee schedule for the coming year and confirm every window with the client before any fee is paid or allowed to lapse.</w:t>
-      </w:r>
-    </w:p>
-    <w:p>
-      <w:r>
-        <w:t>3. Draft the responses to the office actions already on the near-term docket, and calendar the two that permit no extension of time.</w:t>
-      </w:r>
-    </w:p>
-    <w:p>
-      <w:r>
-        <w:t>4. Review the foreign counterparts and flag any national-phase entry or annuity deadline that falls in the coming year.</w:t>
-      </w:r>
-    </w:p>
-    <w:p>
-      <w:r>
-        <w:t>5. Assemble a one-page summary of the portfolio for the client's board, organized by family and current status.</w:t>
-      </w:r>
-    </w:p>
-    <w:p>
-      <w:r>
-        <w:t>6. Prepare the recommendations on the two broad families so the client can decide with the whole picture in front of it.</w:t>
+        <w:t>Office action decisions will not wait for that document. Amanda Schwartz will send each one to you separately, with the docket number in the subject line and the decision needed stated first.</w:t>
       </w:r>
     </w:p>
     <w:p>
@@ -120,32 +347,17 @@
         <w:pStyle w:val="Heading2"/>
       </w:pPr>
       <w:r>
-        <w:t>Items for the client's attention</w:t>
+        <w:t>5. Input Needed From You</w:t>
       </w:r>
     </w:p>
     <w:p>
       <w:r>
-        <w:t>None of the following is urgent as of this report. Each is docketed and staffed. We raise them now because each will need a decision before the review closes.</w:t>
+        <w:t>We need product information for the remaining families. The descriptions we hold cover the current line only. If a product is planned or was recently discontinued, please tell us, because it changes whether a family is worth keeping.</w:t>
       </w:r>
     </w:p>
     <w:p>
       <w:r>
-        <w:t>1. Claim scope. Two families carry independent claims that may exceed their support. Heather Munoz will recommend, family by family, whether to narrow by amendment or to hold the claims as filed and defend them if the examiner objects.</w:t>
-      </w:r>
-    </w:p>
-    <w:p>
-      <w:r>
-        <w:t>2. A deadline without margin. One pending application faces a response deadline that allows no extension of time. It is docketed, and Amanda Schwartz is assigned to the response. We flag it only because it has no cushion.</w:t>
-      </w:r>
-    </w:p>
-    <w:p>
-      <w:r>
-        <w:t>3. Open confirmations. The client owes us signed confirmation on two inventor assignments. We cannot certify the chain of title, or close those files, until the executed paperwork is on record.</w:t>
-      </w:r>
-    </w:p>
-    <w:p>
-      <w:r>
-        <w:t>Each of these can wait for the board's schedule, provided the decision reaches us before we close the file. We will send a one-line reminder against the docket as each date approaches.</w:t>
+        <w:t>Please also confirm who at Odonnell Inc should receive the maintenance fee flags. Those decisions carry fixed dates and should not wait for the final report.</w:t>
       </w:r>
     </w:p>
     <w:p>
@@ -153,24 +365,58 @@
         <w:pStyle w:val="Heading2"/>
       </w:pPr>
       <w:r>
-        <w:t>Scope and fees</w:t>
+        <w:t>6. Budget and Scope</w:t>
       </w:r>
     </w:p>
     <w:p>
       <w:r>
-        <w:t>The review remains within the agreed scope and budget. If any item above grows into work beyond the engagement, we will describe it and price it before starting the work.</w:t>
+        <w:t>This report does not restate fees. The engagement letter governs them.</w:t>
       </w:r>
     </w:p>
     <w:p>
       <w:r>
-        <w:t>The next report will follow at the usual interval. Questions on any matter can come to me against its docket number. I will route anything that calls for a partner's judgment to Heather Munoz, and Amanda Schwartz can answer on the status of individual responses.</w:t>
+        <w:t>One point bears on cost. If the review recommends a continuation or any other new filing, we will send a separate estimate before work starts. We do not expect every family to need one, and the recommendations will say plainly where a continuation is not worth its fees.</w:t>
+      </w:r>
+    </w:p>
+    <w:p>
+      <w:pPr>
+        <w:pStyle w:val="Heading2"/>
+      </w:pPr>
+      <w:r>
+        <w:t>7. Risks and Caveats</w:t>
       </w:r>
     </w:p>
     <w:p>
       <w:r>
-        <w:t>Kelly Snyder</w:t>
-        <w:br/>
-        <w:t>Patent Agent, Prosecution</w:t>
+        <w:t>This section is kept separate on purpose. Please read it even if you read nothing else in the report.</w:t>
+      </w:r>
+    </w:p>
+    <w:p>
+      <w:r>
+        <w:t>First, response dates on the open office actions fall within the next period. If instructions do not reach us in time, we will request an extension where one is available. Extensions carry official fees and can reduce patent term adjustment.</w:t>
+      </w:r>
+    </w:p>
+    <w:p>
+      <w:r>
+        <w:t>Second, an unrecorded assignment remains valid between the inventor and the company. It is exposed against a later purchaser, however, and it slows any diligence review. We recommend recording the missing assignments while the inventors are still reachable.</w:t>
+      </w:r>
+    </w:p>
+    <w:p>
+      <w:r>
+        <w:t>Third, the claim comparison is only as current as the product descriptions behind it. These notes report status. They are not a legal opinion on validity, infringement, or freedom to operate, and they should not be relied on as one.</w:t>
+      </w:r>
+    </w:p>
+    <w:p>
+      <w:pPr>
+        <w:pStyle w:val="Heading2"/>
+      </w:pPr>
+      <w:r>
+        <w:t>Contact</w:t>
+      </w:r>
+    </w:p>
+    <w:p>
+      <w:r>
+        <w:t>Questions on any item may come to me directly, or to Heather Munoz. The next report will follow once the claim comparison for the remaining families is complete.</w:t>
       </w:r>
     </w:p>
     <w:sectPr>
